--- a/relatórios/Relatorio_de_Testes_com_Usuario_befit_weder.docx
+++ b/relatórios/Relatorio_de_Testes_com_Usuario_befit_weder.docx
@@ -5270,37 +5270,6 @@
 
 <file path=word/header1.xml><?xml version="1.0" encoding="utf-8"?>
 <w:hdr xmlns:wpc="http://schemas.microsoft.com/office/word/2010/wordprocessingCanvas" xmlns:cx="http://schemas.microsoft.com/office/drawing/2014/chartex" xmlns:cx1="http://schemas.microsoft.com/office/drawing/2015/9/8/chartex" xmlns:cx2="http://schemas.microsoft.com/office/drawing/2015/10/21/chartex" xmlns:cx3="http://schemas.microsoft.com/office/drawing/2016/5/9/chartex" xmlns:cx4="http://schemas.microsoft.com/office/drawing/2016/5/10/chartex" xmlns:cx5="http://schemas.microsoft.com/office/drawing/2016/5/11/chartex" xmlns:cx6="http://schemas.microsoft.com/office/drawing/2016/5/12/chartex" xmlns:cx7="http://schemas.microsoft.com/office/drawing/2016/5/13/chartex" xmlns:cx8="http://schemas.microsoft.com/office/drawing/2016/5/14/chartex" xmlns:mc="http://schemas.openxmlformats.org/markup-compatibility/2006" xmlns:aink="http://schemas.microsoft.com/office/drawing/2016/ink" xmlns:am3d="http://schemas.microsoft.com/office/drawing/2017/model3d" xmlns:o="urn:schemas-microsoft-com:office:office" xmlns:oel="http://schemas.microsoft.com/office/2019/extlst" xmlns:r="http://schemas.openxmlformats.org/officeDocument/2006/relationships" xmlns:m="http://schemas.openxmlformats.org/officeDocument/2006/math" xmlns:v="urn:schemas-microsoft-com:vml" xmlns:wp14="http://schemas.microsoft.com/office/word/2010/wordprocessingDrawing" xmlns:wp="http://schemas.openxmlformats.org/drawingml/2006/wordprocessingDrawing" xmlns:w10="urn:schemas-microsoft-com:office:word" xmlns:w="http://schemas.openxmlformats.org/wordprocessingml/2006/main" xmlns:w14="http://schemas.microsoft.com/office/word/2010/wordml" xmlns:w15="http://schemas.microsoft.com/office/word/2012/wordml" xmlns:w16cex="http://schemas.microsoft.com/office/word/2018/wordml/cex" xmlns:w16cid="http://schemas.microsoft.com/office/word/2016/wordml/cid" xmlns:w16="http://schemas.microsoft.com/office/word/2018/wordml" xmlns:w16du="http://schemas.microsoft.com/office/word/2023/wordml/word16du" xmlns:w16sdtdh="http://schemas.microsoft.com/office/word/2020/wordml/sdtdatahash" xmlns:w16sdtfl="http://schemas.microsoft.com/office/word/2024/wordml/sdtformatlock" xmlns:w16se="http://schemas.microsoft.com/office/word/2015/wordml/symex" xmlns:wpg="http://schemas.microsoft.com/office/word/2010/wordprocessingGroup" xmlns:wpi="http://schemas.microsoft.com/office/word/2010/wordprocessingInk" xmlns:wne="http://schemas.microsoft.com/office/word/2006/wordml" xmlns:wps="http://schemas.microsoft.com/office/word/2010/wordprocessingShape" mc:Ignorable="w14 w15 w16se w16cid w16 w16cex w16sdtdh w16sdtfl w16du wp14">
-  <w:tbl>
-    <w:tblPr>
-      <w:tblW w:w="9638" w:type="dxa"/>
-      <w:tblInd w:w="108" w:type="dxa"/>
-      <w:tblLook w:val="04A0" w:firstRow="1" w:lastRow="0" w:firstColumn="1" w:lastColumn="0" w:noHBand="0" w:noVBand="1"/>
-    </w:tblPr>
-    <w:tblGrid>
-      <w:gridCol w:w="9638"/>
-    </w:tblGrid>
-    <w:tr>
-      <w:trPr>
-        <w:trHeight w:val="990"/>
-      </w:trPr>
-      <w:tc>
-        <w:tcPr>
-          <w:tcW w:w="9638" w:type="dxa"/>
-          <w:shd w:val="clear" w:color="auto" w:fill="0D0D0D"/>
-          <w:vAlign w:val="center"/>
-        </w:tcPr>
-        <w:p>
-          <w:pPr>
-            <w:pStyle w:val="Cabealho"/>
-            <w:rPr>
-              <w:caps/>
-              <w:color w:val="FFFFFF"/>
-            </w:rPr>
-          </w:pPr>
-        </w:p>
-      </w:tc>
-    </w:tr>
-  </w:tbl>
   <w:p>
     <w:pPr>
       <w:pStyle w:val="Cabealho"/>
@@ -5308,21 +5277,12 @@
     <w:r>
       <w:rPr>
         <w:noProof/>
-        <w:lang w:val="pt-BR" w:eastAsia="pt-BR"/>
       </w:rPr>
       <w:drawing>
-        <wp:anchor distT="0" distB="0" distL="0" distR="0" simplePos="0" relativeHeight="5" behindDoc="1" locked="0" layoutInCell="1" allowOverlap="1" wp14:anchorId="7F1EB968" wp14:editId="58BBCDE8">
-          <wp:simplePos x="0" y="0"/>
-          <wp:positionH relativeFrom="column">
-            <wp:posOffset>-953135</wp:posOffset>
-          </wp:positionH>
-          <wp:positionV relativeFrom="paragraph">
-            <wp:posOffset>-238760</wp:posOffset>
-          </wp:positionV>
-          <wp:extent cx="3247390" cy="244475"/>
-          <wp:effectExtent l="0" t="0" r="0" b="0"/>
-          <wp:wrapNone/>
-          <wp:docPr id="1" name="Picture" descr="Usability.gov: Improving the User Experience"/>
+        <wp:inline distT="0" distB="0" distL="0" distR="0" wp14:anchorId="5E98BFAD" wp14:editId="24FE3E38">
+          <wp:extent cx="1215390" cy="619125"/>
+          <wp:effectExtent l="0" t="0" r="3810" b="9525"/>
+          <wp:docPr id="71167232" name="Imagem 1"/>
           <wp:cNvGraphicFramePr>
             <a:graphicFrameLocks xmlns:a="http://schemas.openxmlformats.org/drawingml/2006/main" noChangeAspect="1"/>
           </wp:cNvGraphicFramePr>
@@ -5330,13 +5290,20 @@
             <a:graphicData uri="http://schemas.openxmlformats.org/drawingml/2006/picture">
               <pic:pic xmlns:pic="http://schemas.openxmlformats.org/drawingml/2006/picture">
                 <pic:nvPicPr>
-                  <pic:cNvPr id="1" name="Picture" descr="Usability.gov: Improving the User Experience"/>
+                  <pic:cNvPr id="71167232" name="Imagem 1"/>
                   <pic:cNvPicPr>
-                    <a:picLocks noChangeAspect="1" noChangeArrowheads="1"/>
+                    <a:picLocks noChangeAspect="1"/>
                   </pic:cNvPicPr>
                 </pic:nvPicPr>
                 <pic:blipFill>
-                  <a:blip r:embed="rId1"/>
+                  <a:blip r:embed="rId1">
+                    <a:extLst>
+                      <a:ext uri="{28A0092B-C50C-407E-A947-70E740481C1C}">
+                        <a14:useLocalDpi xmlns:a14="http://schemas.microsoft.com/office/drawing/2010/main" val="0"/>
+                      </a:ext>
+                    </a:extLst>
+                  </a:blip>
+                  <a:srcRect/>
                   <a:stretch>
                     <a:fillRect/>
                   </a:stretch>
@@ -5344,16 +5311,20 @@
                 <pic:spPr bwMode="auto">
                   <a:xfrm>
                     <a:off x="0" y="0"/>
-                    <a:ext cx="3247390" cy="244475"/>
+                    <a:ext cx="1215390" cy="619125"/>
                   </a:xfrm>
                   <a:prstGeom prst="rect">
                     <a:avLst/>
                   </a:prstGeom>
+                  <a:noFill/>
+                  <a:ln>
+                    <a:noFill/>
+                  </a:ln>
                 </pic:spPr>
               </pic:pic>
             </a:graphicData>
           </a:graphic>
-        </wp:anchor>
+        </wp:inline>
       </w:drawing>
     </w:r>
   </w:p>
